--- a/Volume 1/Chapter 07 - Networking Basics/SPA_Vol1_Ch7_Lesson7_9_Traceroute.docx
+++ b/Volume 1/Chapter 07 - Networking Basics/SPA_Vol1_Ch7_Lesson7_9_Traceroute.docx
@@ -1401,7 +1401,7 @@
         <w:keepNext/>
       </w:pPr>
       <w:r>
-        <w:t>Save each source and supporting file from this lesson into the matching path in the project layout. As in Chapter 1, notepad .\c\basic_traceroute.c creates and opens one: choose Yes, type the file, save it with Ctrl+S, and close Notepad. Then install the TypeScript compiler and koffi for this project. Remember, --ignore-scripts skips koffi's install script, which is not needed.</w:t>
+        <w:t>Next, let dotnet create the Basic C# project, as in Lesson 7.4. Remember, -o names the project folder; the starter Program.cs is replaced by this lesson's code in the C# section.</w:t>
       </w:r>
     </w:p>
     <w:p>
@@ -1414,6 +1414,161 @@
         <w:pStyle w:val="CommandBlock"/>
       </w:pPr>
       <w:r>
+        <w:t>dotnet new console -o .\csharp\BasicTraceroute</w:t>
+      </w:r>
+    </w:p>
+    <w:p>
+      <w:pPr>
+        <w:keepNext/>
+      </w:pPr>
+    </w:p>
+    <w:p>
+      <w:r>
+        <w:t>BasicTraceroute.csproj needs a line the template does not write: a Compile item, pointed at the Traceroute folder's IcmpEcho.cs. So type it over the one dotnet new made. notepad .\csharp\BasicTraceroute\BasicTraceroute.csproj opens the file: press Ctrl+A, type the file below in place of its lines, save it with Ctrl+S, and close Notepad.</w:t>
+      </w:r>
+    </w:p>
+    <w:p>
+      <w:pPr>
+        <w:keepNext/>
+      </w:pPr>
+    </w:p>
+    <w:p>
+      <w:pPr>
+        <w:pStyle w:val="Heading3"/>
+      </w:pPr>
+      <w:r>
+        <w:t>csharp/BasicTraceroute/BasicTraceroute.csproj</w:t>
+      </w:r>
+    </w:p>
+    <w:p>
+      <w:pPr>
+        <w:pStyle w:val="SourceCode"/>
+        <w:keepNext/>
+      </w:pPr>
+      <w:r>
+        <w:t>&lt;Project Sdk="Microsoft.NET.Sdk"&gt;</w:t>
+      </w:r>
+    </w:p>
+    <w:p>
+      <w:pPr>
+        <w:pStyle w:val="SourceCode"/>
+        <w:keepNext/>
+      </w:pPr>
+      <w:r>
+        <w:t xml:space="preserve">  &lt;PropertyGroup&gt;</w:t>
+      </w:r>
+    </w:p>
+    <w:p>
+      <w:pPr>
+        <w:pStyle w:val="SourceCode"/>
+        <w:keepNext/>
+      </w:pPr>
+      <w:r>
+        <w:t xml:space="preserve">    &lt;OutputType&gt;Exe&lt;/OutputType&gt;</w:t>
+      </w:r>
+    </w:p>
+    <w:p>
+      <w:pPr>
+        <w:pStyle w:val="SourceCode"/>
+        <w:keepNext/>
+      </w:pPr>
+      <w:r>
+        <w:t xml:space="preserve">    &lt;TargetFramework&gt;net10.0&lt;/TargetFramework&gt;</w:t>
+      </w:r>
+    </w:p>
+    <w:p>
+      <w:pPr>
+        <w:pStyle w:val="SourceCode"/>
+        <w:keepNext/>
+      </w:pPr>
+      <w:r>
+        <w:t xml:space="preserve">    &lt;ImplicitUsings&gt;enable&lt;/ImplicitUsings&gt;</w:t>
+      </w:r>
+    </w:p>
+    <w:p>
+      <w:pPr>
+        <w:pStyle w:val="SourceCode"/>
+        <w:keepNext/>
+      </w:pPr>
+      <w:r>
+        <w:t xml:space="preserve">    &lt;Nullable&gt;enable&lt;/Nullable&gt;</w:t>
+      </w:r>
+    </w:p>
+    <w:p>
+      <w:pPr>
+        <w:pStyle w:val="SourceCode"/>
+        <w:keepNext/>
+      </w:pPr>
+      <w:r>
+        <w:t xml:space="preserve">  &lt;/PropertyGroup&gt;</w:t>
+      </w:r>
+    </w:p>
+    <w:p>
+      <w:pPr>
+        <w:pStyle w:val="SourceCode"/>
+        <w:keepNext/>
+      </w:pPr>
+      <w:r>
+        <w:t xml:space="preserve">  &lt;ItemGroup&gt;</w:t>
+      </w:r>
+    </w:p>
+    <w:p>
+      <w:pPr>
+        <w:pStyle w:val="SourceCode"/>
+        <w:keepNext/>
+      </w:pPr>
+      <w:r>
+        <w:t xml:space="preserve">    &lt;Compile Include="..\Traceroute\IcmpEcho.cs" /&gt;</w:t>
+      </w:r>
+    </w:p>
+    <w:p>
+      <w:pPr>
+        <w:pStyle w:val="SourceCode"/>
+        <w:keepNext/>
+      </w:pPr>
+      <w:r>
+        <w:t xml:space="preserve">  &lt;/ItemGroup&gt;</w:t>
+      </w:r>
+    </w:p>
+    <w:p>
+      <w:pPr>
+        <w:pStyle w:val="SourceCode"/>
+      </w:pPr>
+      <w:r>
+        <w:t>&lt;/Project&gt;</w:t>
+      </w:r>
+    </w:p>
+    <w:p>
+      <w:pPr>
+        <w:keepNext/>
+      </w:pPr>
+    </w:p>
+    <w:p>
+      <w:pPr>
+        <w:pStyle w:val="Heading3"/>
+      </w:pPr>
+      <w:r>
+        <w:t>Windows PowerShell TypeScript Setup</w:t>
+      </w:r>
+    </w:p>
+    <w:p>
+      <w:pPr>
+        <w:keepNext/>
+      </w:pPr>
+      <w:r>
+        <w:t>Then install the TypeScript compiler and koffi for this project. Remember, --ignore-scripts skips koffi's install script, which is not needed.</w:t>
+      </w:r>
+    </w:p>
+    <w:p>
+      <w:pPr>
+        <w:keepNext/>
+      </w:pPr>
+    </w:p>
+    <w:p>
+      <w:pPr>
+        <w:pStyle w:val="CommandBlock"/>
+      </w:pPr>
+      <w:r>
         <w:t>npm --prefix .\typescript install --ignore-scripts --no-audit --no-fund</w:t>
       </w:r>
     </w:p>
@@ -1423,6 +1578,16 @@
       </w:pPr>
     </w:p>
     <w:p>
+      <w:r>
+        <w:t>You save each source file in its language's section below, as each is shown. As in Chapter 1, notepad .\c\basic_traceroute.c creates and opens one: choose Yes, type the file, save it with Ctrl+S, and close Notepad.</w:t>
+      </w:r>
+    </w:p>
+    <w:p>
+      <w:pPr>
+        <w:keepNext/>
+      </w:pPr>
+    </w:p>
+    <w:p>
       <w:pPr>
         <w:keepNext/>
       </w:pPr>
@@ -1716,7 +1881,7 @@
         <w:keepNext/>
       </w:pPr>
       <w:r>
-        <w:t>Save each source and supporting file from this lesson into the matching path in the project layout. As in Chapter 1, nano ./c/basic_traceroute.c creates and opens one: type the file, then save and close it with Ctrl+O, Enter, then Ctrl+X. Then install the TypeScript compiler and koffi for this project.</w:t>
+        <w:t>Then create the Basic C# project with the same command as on Windows, and type csharp/BasicTraceroute/BasicTraceroute.csproj exactly as shown in the Windows setup, over the file dotnet new wrote. Then install the TypeScript compiler and koffi for this project.</w:t>
       </w:r>
     </w:p>
     <w:p>
@@ -1727,6 +1892,15 @@
     <w:p>
       <w:pPr>
         <w:pStyle w:val="CommandBlock"/>
+        <w:keepNext/>
+      </w:pPr>
+      <w:r>
+        <w:t>dotnet new console -o ./csharp/BasicTraceroute</w:t>
+      </w:r>
+    </w:p>
+    <w:p>
+      <w:pPr>
+        <w:pStyle w:val="CommandBlock"/>
       </w:pPr>
       <w:r>
         <w:t>npm --prefix ./typescript install --ignore-scripts --no-audit --no-fund</w:t>
@@ -1738,6 +1912,16 @@
       </w:pPr>
     </w:p>
     <w:p>
+      <w:r>
+        <w:t>You save each source file in its language's section below, as each is shown. As in Chapter 1, nano ./c/basic_traceroute.c creates and opens one: type the file, then save and close it with Ctrl+O, Enter, then Ctrl+X.</w:t>
+      </w:r>
+    </w:p>
+    <w:p>
+      <w:pPr>
+        <w:keepNext/>
+      </w:pPr>
+    </w:p>
+    <w:p>
       <w:pPr>
         <w:keepNext/>
       </w:pPr>
@@ -5852,7 +6036,7 @@
     </w:p>
     <w:p>
       <w:r>
-        <w:t>C# calls IcmpEcho.SendEcho from Lesson 7.4's IcmpEcho.cs, which sends echoes with Ping and PingOptions. The Traceroute project's four copied .cs files need no import line, because every .cs file in a project's folder is compiled together. The BasicTraceroute project lives in its own folder, so its .csproj names IcmpEcho.cs with a Compile item; it is printed in Supporting Files.</w:t>
+        <w:t>C# calls IcmpEcho.SendEcho from Lesson 7.4's IcmpEcho.cs, which sends echoes with Ping and PingOptions. The Traceroute project's four copied .cs files need no import line, because every .cs file in a project's folder is compiled together. The BasicTraceroute project lives in its own folder, so its .csproj names IcmpEcho.cs with a Compile item; you type it in Project Setup.</w:t>
       </w:r>
     </w:p>
     <w:p>
@@ -13493,123 +13677,7 @@
     </w:p>
     <w:p>
       <w:r>
-        <w:t>Only BasicTraceroute.csproj is new: it is Lesson 7.4's BasicTestingConnectivity.csproj with its Compile item pointed at the Traceroute folder's IcmpEcho.cs. Traceroute.csproj, go.mod, package.json, and tsconfig.json are copied from lesson-7.4 in the Copy Setup; remember, they target net10.0, name the Go module example.com/traceroute, and pin koffi 3.3.2.</w:t>
-      </w:r>
-    </w:p>
-    <w:p>
-      <w:pPr>
-        <w:keepNext/>
-      </w:pPr>
-    </w:p>
-    <w:p>
-      <w:pPr>
-        <w:keepNext/>
-      </w:pPr>
-    </w:p>
-    <w:p>
-      <w:pPr>
-        <w:pStyle w:val="Heading2"/>
-      </w:pPr>
-      <w:r>
-        <w:t>csharp/BasicTraceroute/BasicTraceroute.csproj</w:t>
-      </w:r>
-    </w:p>
-    <w:p>
-      <w:pPr>
-        <w:pStyle w:val="SourceCode"/>
-        <w:keepNext/>
-      </w:pPr>
-      <w:r>
-        <w:t>&lt;Project Sdk="Microsoft.NET.Sdk"&gt;</w:t>
-      </w:r>
-    </w:p>
-    <w:p>
-      <w:pPr>
-        <w:pStyle w:val="SourceCode"/>
-        <w:keepNext/>
-      </w:pPr>
-      <w:r>
-        <w:t xml:space="preserve">  &lt;PropertyGroup&gt;</w:t>
-      </w:r>
-    </w:p>
-    <w:p>
-      <w:pPr>
-        <w:pStyle w:val="SourceCode"/>
-        <w:keepNext/>
-      </w:pPr>
-      <w:r>
-        <w:t xml:space="preserve">    &lt;OutputType&gt;Exe&lt;/OutputType&gt;</w:t>
-      </w:r>
-    </w:p>
-    <w:p>
-      <w:pPr>
-        <w:pStyle w:val="SourceCode"/>
-        <w:keepNext/>
-      </w:pPr>
-      <w:r>
-        <w:t xml:space="preserve">    &lt;TargetFramework&gt;net10.0&lt;/TargetFramework&gt;</w:t>
-      </w:r>
-    </w:p>
-    <w:p>
-      <w:pPr>
-        <w:pStyle w:val="SourceCode"/>
-        <w:keepNext/>
-      </w:pPr>
-      <w:r>
-        <w:t xml:space="preserve">    &lt;ImplicitUsings&gt;enable&lt;/ImplicitUsings&gt;</w:t>
-      </w:r>
-    </w:p>
-    <w:p>
-      <w:pPr>
-        <w:pStyle w:val="SourceCode"/>
-        <w:keepNext/>
-      </w:pPr>
-      <w:r>
-        <w:t xml:space="preserve">    &lt;Nullable&gt;enable&lt;/Nullable&gt;</w:t>
-      </w:r>
-    </w:p>
-    <w:p>
-      <w:pPr>
-        <w:pStyle w:val="SourceCode"/>
-        <w:keepNext/>
-      </w:pPr>
-      <w:r>
-        <w:t xml:space="preserve">  &lt;/PropertyGroup&gt;</w:t>
-      </w:r>
-    </w:p>
-    <w:p>
-      <w:pPr>
-        <w:pStyle w:val="SourceCode"/>
-        <w:keepNext/>
-      </w:pPr>
-      <w:r>
-        <w:t xml:space="preserve">  &lt;ItemGroup&gt;</w:t>
-      </w:r>
-    </w:p>
-    <w:p>
-      <w:pPr>
-        <w:pStyle w:val="SourceCode"/>
-        <w:keepNext/>
-      </w:pPr>
-      <w:r>
-        <w:t xml:space="preserve">    &lt;Compile Include="..\Traceroute\IcmpEcho.cs" /&gt;</w:t>
-      </w:r>
-    </w:p>
-    <w:p>
-      <w:pPr>
-        <w:pStyle w:val="SourceCode"/>
-        <w:keepNext/>
-      </w:pPr>
-      <w:r>
-        <w:t xml:space="preserve">  &lt;/ItemGroup&gt;</w:t>
-      </w:r>
-    </w:p>
-    <w:p>
-      <w:pPr>
-        <w:pStyle w:val="SourceCode"/>
-      </w:pPr>
-      <w:r>
-        <w:t>&lt;/Project&gt;</w:t>
+        <w:t>Only BasicTraceroute.csproj is new, and you typed it over dotnet new's in Project Setup: it is Lesson 7.4's BasicTestingConnectivity.csproj with its Compile item pointed at the Traceroute folder's IcmpEcho.cs. Traceroute.csproj, go.mod, package.json, and tsconfig.json are copied from lesson-7.4 in the Copy Setup; remember, they target net10.0, name the Go module example.com/traceroute, and pin koffi 3.3.2.</w:t>
       </w:r>
     </w:p>
     <w:p>
@@ -15236,31 +15304,31 @@
       </w:rPr>
     </w:lvl>
   </w:abstractNum>
-  <w:num w:numId="1" w16cid:durableId="731393099">
+  <w:num w:numId="1" w16cid:durableId="1105349838">
     <w:abstractNumId w:val="8"/>
   </w:num>
-  <w:num w:numId="2" w16cid:durableId="1343775015">
+  <w:num w:numId="2" w16cid:durableId="459542843">
     <w:abstractNumId w:val="6"/>
   </w:num>
-  <w:num w:numId="3" w16cid:durableId="2012565816">
+  <w:num w:numId="3" w16cid:durableId="27068418">
     <w:abstractNumId w:val="5"/>
   </w:num>
-  <w:num w:numId="4" w16cid:durableId="1524973693">
+  <w:num w:numId="4" w16cid:durableId="1223129882">
     <w:abstractNumId w:val="4"/>
   </w:num>
-  <w:num w:numId="5" w16cid:durableId="1599026303">
+  <w:num w:numId="5" w16cid:durableId="884563938">
     <w:abstractNumId w:val="7"/>
   </w:num>
-  <w:num w:numId="6" w16cid:durableId="330528960">
+  <w:num w:numId="6" w16cid:durableId="352728207">
     <w:abstractNumId w:val="3"/>
   </w:num>
-  <w:num w:numId="7" w16cid:durableId="909997025">
+  <w:num w:numId="7" w16cid:durableId="434176924">
     <w:abstractNumId w:val="2"/>
   </w:num>
-  <w:num w:numId="8" w16cid:durableId="396173748">
+  <w:num w:numId="8" w16cid:durableId="1075667338">
     <w:abstractNumId w:val="1"/>
   </w:num>
-  <w:num w:numId="9" w16cid:durableId="2104839104">
+  <w:num w:numId="9" w16cid:durableId="1918057350">
     <w:abstractNumId w:val="0"/>
   </w:num>
 </w:numbering>

--- a/Volume 1/Chapter 07 - Networking Basics/SPA_Vol1_Ch7_Lesson7_9_Traceroute.docx
+++ b/Volume 1/Chapter 07 - Networking Basics/SPA_Vol1_Ch7_Lesson7_9_Traceroute.docx
@@ -314,7 +314,7 @@
         <w:pStyle w:val="ListBullet"/>
       </w:pPr>
       <w:r>
-        <w:t>Windows' own trace tool, tracert, uses the same ICMP service and sends three echoes per hop, so each hop shows three times. -d prints addresses without looking up a name for each router, -h 30 stops after 30 hops, and -w 1000 waits 1000 milliseconds for each reply, the same limits as the programs.</w:t>
+        <w:t>Remember, tracert sends three echoes per hop and prints in the system's language (Lesson 7.8), so programs make their own trace. Here -d skips the routers' names, and -h 30 and -w 1000 give it the programs' own limits.</w:t>
       </w:r>
     </w:p>
     <w:p>
@@ -322,7 +322,7 @@
         <w:pStyle w:val="ListBullet"/>
       </w:pPr>
       <w:r>
-        <w:t>tracert prints in the system's language, so programs never read its text; they make their own trace. Its routers should match yours, in the same order, though a hop that answered one of tracert's three echoes may show * in a one-echo trace.</w:t>
+        <w:t>Its routers should match yours, in the same order, though a hop that answered one of tracert's three echoes may show * in a one-echo trace.</w:t>
       </w:r>
     </w:p>
     <w:p>
@@ -330,7 +330,7 @@
         <w:pStyle w:val="ListBullet"/>
       </w:pPr>
       <w:r>
-        <w:t>Linux and macOS traceroute sends UDP packets by default, not echoes. Routers answer them with the same time exceeded message, but firewalls treat UDP and ICMP differently, so a hop can answer one and not the other. traceroute -I sends echoes, and on many systems it needs administrator (root) rights.</w:t>
+        <w:t>Remember, Linux and macOS traceroute sends UDP packets by default (Lesson 7.8), so a hop can answer it and not an echo; traceroute -I sends echoes, and often needs administrator (root) rights.</w:t>
       </w:r>
     </w:p>
     <w:p>
@@ -380,6 +380,7 @@
         <w:pStyle w:val="ListBullet"/>
       </w:pPr>
       <w:r>
+        <w:lastRenderedPageBreak/>
         <w:t>1472 data bytes fit your own link. Whether they cross every link to the destination depends on the path: if one link on the way carries less, its router replies packet too big. The smallest MTU on a path is the path's MTU. Windows remembers a smaller path MTU that a router reported for a while, so the next echo to that address can be refused at once, replied by none.</w:t>
       </w:r>
     </w:p>
@@ -877,6 +878,7 @@
         <w:keepNext/>
       </w:pPr>
       <w:r>
+        <w:lastRenderedPageBreak/>
         <w:t xml:space="preserve">    "$HOME\spa\lesson-7.9\csharp\BasicTraceroute" | Out-Null</w:t>
       </w:r>
     </w:p>
@@ -1254,6 +1256,7 @@
         <w:pStyle w:val="CommandBlock"/>
       </w:pPr>
       <w:r>
+        <w:lastRenderedPageBreak/>
         <w:t xml:space="preserve">    ".\csharp\Traceroute\AddressLookup.cs", ".\csharp\Traceroute\IcmpEcho.cs", `</w:t>
       </w:r>
     </w:p>
@@ -2557,7 +2560,7 @@
         <w:pStyle w:val="SourceCode"/>
       </w:pPr>
       <w:r>
-        <w:t xml:space="preserve">        // time to live is ttl instead of DEFAULT_TTL.</w:t>
+        <w:t xml:space="preserve">        // TTL is ttl, not DEFAULT_TTL, and 0 still lets the packet be split.</w:t>
       </w:r>
     </w:p>
     <w:p>
@@ -3630,7 +3633,7 @@
         <w:pStyle w:val="SourceCode"/>
       </w:pPr>
       <w:r>
-        <w:t xml:space="preserve">        // IcmpSendEcho sends IPv4 echoes only.</w:t>
+        <w:t xml:space="preserve">        // IcmpSendEcho sends IPv4 only. Remember, side-by-side literals join.</w:t>
       </w:r>
     </w:p>
     <w:p>
@@ -4398,7 +4401,7 @@
         <w:pStyle w:val="SourceCode"/>
       </w:pPr>
       <w:r>
-        <w:t xml:space="preserve">        // time to live is ttl instead of DEFAULT_TTL.</w:t>
+        <w:t xml:space="preserve">        // TTL is ttl, not DEFAULT_TTL, and false still lets the packet be split.</w:t>
       </w:r>
     </w:p>
     <w:p>
@@ -5496,7 +5499,7 @@
         <w:pStyle w:val="SourceCode"/>
       </w:pPr>
       <w:r>
-        <w:t xml:space="preserve">        // IcmpSendEcho sends IPv4 echoes only.</w:t>
+        <w:t xml:space="preserve">        // IcmpSendEcho sends IPv4 only. Remember, side-by-side literals join.</w:t>
       </w:r>
     </w:p>
     <w:p>
@@ -6260,7 +6263,7 @@
         <w:pStyle w:val="SourceCode"/>
       </w:pPr>
       <w:r>
-        <w:t xml:space="preserve">            // the time to live is ttl instead of DefaultTtl.</w:t>
+        <w:t xml:space="preserve">            // the TTL is ttl, not DefaultTtl, and false lets it be split.</w:t>
       </w:r>
     </w:p>
     <w:p>
@@ -8311,7 +8314,7 @@
       </w:r>
       <w:r>
         <w:tab/>
-        <w:t>// time to live is ttl instead of DefaultTTL.</w:t>
+        <w:t>// TTL is ttl, not DefaultTTL, and false lets the packet be split.</w:t>
       </w:r>
     </w:p>
     <w:p>
@@ -8350,8 +8353,6 @@
       </w:r>
       <w:r>
         <w:tab/>
-      </w:r>
-      <w:r>
         <w:t>// A router that does not answer within ICMPTimeoutMs shows as *,</w:t>
       </w:r>
     </w:p>
@@ -10518,7 +10519,7 @@
         <w:pStyle w:val="SourceCode"/>
       </w:pPr>
       <w:r>
-        <w:t xml:space="preserve">        # time to live is ttl instead of DEFAULT_TTL.</w:t>
+        <w:t xml:space="preserve">        # TTL is ttl, not DEFAULT_TTL, and False still lets the packet be split.</w:t>
       </w:r>
     </w:p>
     <w:p>
@@ -10534,15 +10535,15 @@
         <w:pStyle w:val="SourceCode"/>
       </w:pPr>
       <w:r>
-        <w:t xml:space="preserve">        # A router that does not answer within ICMP_TIMEOUT_MS shows as *,</w:t>
-      </w:r>
-    </w:p>
-    <w:p>
-      <w:pPr>
-        <w:pStyle w:val="SourceCode"/>
-      </w:pPr>
-      <w:r>
-        <w:t xml:space="preserve">        # and the trace goes on: the next router may answer.</w:t>
+        <w:t xml:space="preserve">        # A router that does not answer within ICMP_TIMEOUT_MS shows as *, and</w:t>
+      </w:r>
+    </w:p>
+    <w:p>
+      <w:pPr>
+        <w:pStyle w:val="SourceCode"/>
+      </w:pPr>
+      <w:r>
+        <w:t xml:space="preserve">        # the trace goes on. Remember, side-by-side f-strings join.</w:t>
       </w:r>
     </w:p>
     <w:p>
@@ -11474,7 +11475,7 @@
         <w:pStyle w:val="SourceCode"/>
       </w:pPr>
       <w:r>
-        <w:t xml:space="preserve">        # IcmpSendEcho sends IPv4 echoes only.</w:t>
+        <w:t xml:space="preserve">        # IcmpSendEcho sends IPv4 only. Remember, side-by-side literals join.</w:t>
       </w:r>
     </w:p>
     <w:p>
@@ -12131,7 +12132,7 @@
         <w:pStyle w:val="SourceCode"/>
       </w:pPr>
       <w:r>
-        <w:t xml:space="preserve">        // time to live is ttl instead of DEFAULT_TTL.</w:t>
+        <w:t xml:space="preserve">        // TTL is ttl, not DEFAULT_TTL, and false still lets the packet be split.</w:t>
       </w:r>
     </w:p>
     <w:p>
@@ -15304,31 +15305,31 @@
       </w:rPr>
     </w:lvl>
   </w:abstractNum>
-  <w:num w:numId="1" w16cid:durableId="1105349838">
+  <w:num w:numId="1" w16cid:durableId="1818499316">
     <w:abstractNumId w:val="8"/>
   </w:num>
-  <w:num w:numId="2" w16cid:durableId="459542843">
+  <w:num w:numId="2" w16cid:durableId="1239753554">
     <w:abstractNumId w:val="6"/>
   </w:num>
-  <w:num w:numId="3" w16cid:durableId="27068418">
+  <w:num w:numId="3" w16cid:durableId="325287340">
     <w:abstractNumId w:val="5"/>
   </w:num>
-  <w:num w:numId="4" w16cid:durableId="1223129882">
+  <w:num w:numId="4" w16cid:durableId="1805655131">
     <w:abstractNumId w:val="4"/>
   </w:num>
-  <w:num w:numId="5" w16cid:durableId="884563938">
+  <w:num w:numId="5" w16cid:durableId="659819934">
     <w:abstractNumId w:val="7"/>
   </w:num>
-  <w:num w:numId="6" w16cid:durableId="352728207">
+  <w:num w:numId="6" w16cid:durableId="1969167203">
     <w:abstractNumId w:val="3"/>
   </w:num>
-  <w:num w:numId="7" w16cid:durableId="434176924">
+  <w:num w:numId="7" w16cid:durableId="1145201604">
     <w:abstractNumId w:val="2"/>
   </w:num>
-  <w:num w:numId="8" w16cid:durableId="1075667338">
+  <w:num w:numId="8" w16cid:durableId="1028066682">
     <w:abstractNumId w:val="1"/>
   </w:num>
-  <w:num w:numId="9" w16cid:durableId="1918057350">
+  <w:num w:numId="9" w16cid:durableId="1424840420">
     <w:abstractNumId w:val="0"/>
   </w:num>
 </w:numbering>
